--- a/lab/doc/20260930 - Apresiasi GTK 2026/Naskah Apresiasi GTK 2026 - Koding & KA.docx
+++ b/lab/doc/20260930 - Apresiasi GTK 2026/Naskah Apresiasi GTK 2026 - Koding & KA.docx
@@ -55,19 +55,20 @@
     <w:tbl>
       <w:tblPr>
         <w:tblW w:w="7938" w:type="dxa"/>
-        <w:tblBorders>
-          <w:top w:val="single" w:sz="4" w:space="0" w:color="auto"/>
-          <w:left w:val="single" w:sz="4" w:space="0" w:color="auto"/>
-          <w:bottom w:val="single" w:sz="4" w:space="0" w:color="auto"/>
-          <w:right w:val="single" w:sz="4" w:space="0" w:color="auto"/>
-          <w:insideH w:val="single" w:sz="4" w:space="0" w:color="auto"/>
-          <w:insideV w:val="single" w:sz="4" w:space="0" w:color="auto"/>
-        </w:tblBorders>
+        <w:jc w:val="center"/>
         <w:tblCellMar>
           <w:left w:w="10" w:type="dxa"/>
           <w:right w:w="10" w:type="dxa"/>
         </w:tblCellMar>
         <w:tblLook w:val="04A0" w:firstRow="1" w:lastRow="0" w:firstColumn="1" w:lastColumn="0" w:noHBand="0" w:noVBand="1"/>
+        <w:tblBorders>
+          <w:top w:val="single" w:sz="6" w:space="0" w:color="94A3B8"/>
+          <w:left w:val="none"/>
+          <w:bottom w:val="single" w:sz="6" w:space="0" w:color="94A3B8"/>
+          <w:right w:val="none"/>
+          <w:insideH w:val="single" w:sz="4" w:space="0" w:color="E2E8F0"/>
+          <w:insideV w:val="none"/>
+        </w:tblBorders>
       </w:tblPr>
       <w:tblGrid>
         <w:gridCol w:w="2400"/>
@@ -76,7 +77,7 @@
       <w:tr>
         <w:tc>
           <w:tcPr>
-            <w:tcW w:w="2400" w:type="dxa"/>
+            <w:tcW w:w="2381" w:type="dxa"/>
             <w:tcBorders>
               <w:top w:val="single" w:sz="4" w:space="0" w:color="808080"/>
               <w:left w:val="single" w:sz="4" w:space="0" w:color="808080"/>
@@ -90,12 +91,31 @@
               <w:bottom w:w="50" w:type="dxa"/>
               <w:right w:w="100" w:type="dxa"/>
             </w:tcMar>
+            <w:tcBorders>
+              <w:top w:val="single" w:sz="4" w:space="0" w:color="CCCCCC"/>
+              <w:left w:val="single" w:sz="4" w:space="0" w:color="CCCCCC"/>
+              <w:bottom w:val="single" w:sz="4" w:space="0" w:color="CCCCCC"/>
+              <w:right w:val="single" w:sz="4" w:space="0" w:color="CCCCCC"/>
+            </w:tcBorders>
+            <w:tcMar>
+              <w:top w:w="110" w:type="dxa"/>
+              <w:bottom w:w="110" w:type="dxa"/>
+              <w:left w:w="160" w:type="dxa"/>
+              <w:right w:w="140" w:type="dxa"/>
+            </w:tcMar>
+            <w:shd w:fill="F3F4F6"/>
           </w:tcPr>
           <w:p>
+            <w:pPr>
+              <w:spacing w:line="276" w:lineRule="auto" w:before="0" w:after="0"/>
+            </w:pPr>
+            <w:r/>
             <w:r>
               <w:rPr>
+                <w:rFonts w:ascii="Times New Roman" w:hAnsi="Times New Roman"/>
                 <w:b/>
-                <w:bCs/>
+                <w:color w:val="1E293B"/>
+                <w:sz w:val="21"/>
               </w:rPr>
               <w:t>Nama Lengkap</w:t>
             </w:r>
@@ -103,7 +123,7 @@
         </w:tc>
         <w:tc>
           <w:tcPr>
-            <w:tcW w:w="5538" w:type="dxa"/>
+            <w:tcW w:w="5556" w:type="dxa"/>
             <w:tcBorders>
               <w:top w:val="single" w:sz="4" w:space="0" w:color="808080"/>
               <w:left w:val="single" w:sz="4" w:space="0" w:color="808080"/>
@@ -116,9 +136,31 @@
               <w:bottom w:w="50" w:type="dxa"/>
               <w:right w:w="100" w:type="dxa"/>
             </w:tcMar>
+            <w:tcBorders>
+              <w:top w:val="single" w:sz="4" w:space="0" w:color="CCCCCC"/>
+              <w:left w:val="single" w:sz="4" w:space="0" w:color="CCCCCC"/>
+              <w:bottom w:val="single" w:sz="4" w:space="0" w:color="CCCCCC"/>
+              <w:right w:val="single" w:sz="4" w:space="0" w:color="CCCCCC"/>
+            </w:tcBorders>
+            <w:tcMar>
+              <w:top w:w="110" w:type="dxa"/>
+              <w:bottom w:w="110" w:type="dxa"/>
+              <w:left w:w="160" w:type="dxa"/>
+              <w:right w:w="140" w:type="dxa"/>
+            </w:tcMar>
+            <w:shd w:fill="FFFFFF"/>
           </w:tcPr>
           <w:p>
+            <w:pPr>
+              <w:spacing w:line="276" w:lineRule="auto" w:before="0" w:after="0"/>
+            </w:pPr>
+            <w:r/>
             <w:r>
+              <w:rPr>
+                <w:rFonts w:ascii="Times New Roman" w:hAnsi="Times New Roman"/>
+                <w:color w:val="0F172A"/>
+                <w:sz w:val="21"/>
+              </w:rPr>
               <w:t>Ach. Chanifuddin Fanani, S.Pd.</w:t>
             </w:r>
           </w:p>
@@ -127,7 +169,7 @@
       <w:tr>
         <w:tc>
           <w:tcPr>
-            <w:tcW w:w="2400" w:type="dxa"/>
+            <w:tcW w:w="2381" w:type="dxa"/>
             <w:tcBorders>
               <w:top w:val="single" w:sz="4" w:space="0" w:color="808080"/>
               <w:left w:val="single" w:sz="4" w:space="0" w:color="808080"/>
@@ -141,20 +183,39 @@
               <w:bottom w:w="50" w:type="dxa"/>
               <w:right w:w="100" w:type="dxa"/>
             </w:tcMar>
+            <w:tcBorders>
+              <w:top w:val="single" w:sz="4" w:space="0" w:color="CCCCCC"/>
+              <w:left w:val="single" w:sz="4" w:space="0" w:color="CCCCCC"/>
+              <w:bottom w:val="single" w:sz="4" w:space="0" w:color="CCCCCC"/>
+              <w:right w:val="single" w:sz="4" w:space="0" w:color="CCCCCC"/>
+            </w:tcBorders>
+            <w:tcMar>
+              <w:top w:w="110" w:type="dxa"/>
+              <w:bottom w:w="110" w:type="dxa"/>
+              <w:left w:w="160" w:type="dxa"/>
+              <w:right w:w="140" w:type="dxa"/>
+            </w:tcMar>
+            <w:shd w:fill="F3F4F6"/>
           </w:tcPr>
           <w:p>
+            <w:pPr>
+              <w:spacing w:line="276" w:lineRule="auto" w:before="0" w:after="0"/>
+            </w:pPr>
+            <w:r/>
             <w:r>
               <w:rPr>
+                <w:rFonts w:ascii="Times New Roman" w:hAnsi="Times New Roman"/>
                 <w:b/>
-                <w:bCs/>
+                <w:color w:val="1E293B"/>
+                <w:sz w:val="21"/>
               </w:rPr>
-              <w:t>Sekolah</w:t>
+              <w:t>NIP</w:t>
             </w:r>
           </w:p>
         </w:tc>
         <w:tc>
           <w:tcPr>
-            <w:tcW w:w="5538" w:type="dxa"/>
+            <w:tcW w:w="5556" w:type="dxa"/>
             <w:tcBorders>
               <w:top w:val="single" w:sz="4" w:space="0" w:color="808080"/>
               <w:left w:val="single" w:sz="4" w:space="0" w:color="808080"/>
@@ -167,14 +228,32 @@
               <w:bottom w:w="50" w:type="dxa"/>
               <w:right w:w="100" w:type="dxa"/>
             </w:tcMar>
+            <w:tcBorders>
+              <w:top w:val="single" w:sz="4" w:space="0" w:color="CCCCCC"/>
+              <w:left w:val="single" w:sz="4" w:space="0" w:color="CCCCCC"/>
+              <w:bottom w:val="single" w:sz="4" w:space="0" w:color="CCCCCC"/>
+              <w:right w:val="single" w:sz="4" w:space="0" w:color="CCCCCC"/>
+            </w:tcBorders>
+            <w:tcMar>
+              <w:top w:w="110" w:type="dxa"/>
+              <w:bottom w:w="110" w:type="dxa"/>
+              <w:left w:w="160" w:type="dxa"/>
+              <w:right w:w="140" w:type="dxa"/>
+            </w:tcMar>
+            <w:shd w:fill="FAFAFA"/>
           </w:tcPr>
           <w:p>
+            <w:pPr>
+              <w:spacing w:line="276" w:lineRule="auto" w:before="0" w:after="0"/>
+            </w:pPr>
+            <w:r/>
             <w:r>
-              <w:t xml:space="preserve">SMP Negeri 2 Lamongan, </w:t>
-            </w:r>
-            <w:r>
-              <w:br/>
-              <w:t>Kabupaten Lamongan, Jawa Timur</w:t>
+              <w:rPr>
+                <w:rFonts w:ascii="Times New Roman" w:hAnsi="Times New Roman"/>
+                <w:color w:val="0F172A"/>
+                <w:sz w:val="21"/>
+              </w:rPr>
+              <w:t>19910826 202012 1 007</w:t>
             </w:r>
           </w:p>
         </w:tc>
@@ -182,7 +261,7 @@
       <w:tr>
         <w:tc>
           <w:tcPr>
-            <w:tcW w:w="2400" w:type="dxa"/>
+            <w:tcW w:w="2381" w:type="dxa"/>
             <w:tcBorders>
               <w:top w:val="single" w:sz="4" w:space="0" w:color="808080"/>
               <w:left w:val="single" w:sz="4" w:space="0" w:color="808080"/>
@@ -196,20 +275,39 @@
               <w:bottom w:w="50" w:type="dxa"/>
               <w:right w:w="100" w:type="dxa"/>
             </w:tcMar>
+            <w:tcBorders>
+              <w:top w:val="single" w:sz="4" w:space="0" w:color="CCCCCC"/>
+              <w:left w:val="single" w:sz="4" w:space="0" w:color="CCCCCC"/>
+              <w:bottom w:val="single" w:sz="4" w:space="0" w:color="CCCCCC"/>
+              <w:right w:val="single" w:sz="4" w:space="0" w:color="CCCCCC"/>
+            </w:tcBorders>
+            <w:tcMar>
+              <w:top w:w="110" w:type="dxa"/>
+              <w:bottom w:w="110" w:type="dxa"/>
+              <w:left w:w="160" w:type="dxa"/>
+              <w:right w:w="140" w:type="dxa"/>
+            </w:tcMar>
+            <w:shd w:fill="F3F4F6"/>
           </w:tcPr>
           <w:p>
+            <w:pPr>
+              <w:spacing w:line="276" w:lineRule="auto" w:before="0" w:after="0"/>
+            </w:pPr>
+            <w:r/>
             <w:r>
               <w:rPr>
+                <w:rFonts w:ascii="Times New Roman" w:hAnsi="Times New Roman"/>
                 <w:b/>
-                <w:bCs/>
+                <w:color w:val="1E293B"/>
+                <w:sz w:val="21"/>
               </w:rPr>
-              <w:t>Mata Pelajaran</w:t>
+              <w:t>NUPTK</w:t>
             </w:r>
           </w:p>
         </w:tc>
         <w:tc>
           <w:tcPr>
-            <w:tcW w:w="5538" w:type="dxa"/>
+            <w:tcW w:w="5556" w:type="dxa"/>
             <w:tcBorders>
               <w:top w:val="single" w:sz="4" w:space="0" w:color="808080"/>
               <w:left w:val="single" w:sz="4" w:space="0" w:color="808080"/>
@@ -222,10 +320,32 @@
               <w:bottom w:w="50" w:type="dxa"/>
               <w:right w:w="100" w:type="dxa"/>
             </w:tcMar>
+            <w:tcBorders>
+              <w:top w:val="single" w:sz="4" w:space="0" w:color="CCCCCC"/>
+              <w:left w:val="single" w:sz="4" w:space="0" w:color="CCCCCC"/>
+              <w:bottom w:val="single" w:sz="4" w:space="0" w:color="CCCCCC"/>
+              <w:right w:val="single" w:sz="4" w:space="0" w:color="CCCCCC"/>
+            </w:tcBorders>
+            <w:tcMar>
+              <w:top w:w="110" w:type="dxa"/>
+              <w:bottom w:w="110" w:type="dxa"/>
+              <w:left w:w="160" w:type="dxa"/>
+              <w:right w:w="140" w:type="dxa"/>
+            </w:tcMar>
+            <w:shd w:fill="FFFFFF"/>
           </w:tcPr>
           <w:p>
+            <w:pPr>
+              <w:spacing w:line="276" w:lineRule="auto" w:before="0" w:after="0"/>
+            </w:pPr>
+            <w:r/>
             <w:r>
-              <w:t>Informatika / SMP Fase D</w:t>
+              <w:rPr>
+                <w:rFonts w:ascii="Times New Roman" w:hAnsi="Times New Roman"/>
+                <w:color w:val="0F172A"/>
+                <w:sz w:val="21"/>
+              </w:rPr>
+              <w:t>9158 7696 7013 0183</w:t>
             </w:r>
           </w:p>
         </w:tc>
@@ -233,7 +353,7 @@
       <w:tr>
         <w:tc>
           <w:tcPr>
-            <w:tcW w:w="2400" w:type="dxa"/>
+            <w:tcW w:w="2381" w:type="dxa"/>
             <w:tcBorders>
               <w:top w:val="single" w:sz="4" w:space="0" w:color="808080"/>
               <w:left w:val="single" w:sz="4" w:space="0" w:color="808080"/>
@@ -247,12 +367,699 @@
               <w:bottom w:w="50" w:type="dxa"/>
               <w:right w:w="100" w:type="dxa"/>
             </w:tcMar>
+            <w:tcBorders>
+              <w:top w:val="single" w:sz="4" w:space="0" w:color="CCCCCC"/>
+              <w:left w:val="single" w:sz="4" w:space="0" w:color="CCCCCC"/>
+              <w:bottom w:val="single" w:sz="4" w:space="0" w:color="CCCCCC"/>
+              <w:right w:val="single" w:sz="4" w:space="0" w:color="CCCCCC"/>
+            </w:tcBorders>
+            <w:tcMar>
+              <w:top w:w="110" w:type="dxa"/>
+              <w:bottom w:w="110" w:type="dxa"/>
+              <w:left w:w="160" w:type="dxa"/>
+              <w:right w:w="140" w:type="dxa"/>
+            </w:tcMar>
+            <w:shd w:fill="F3F4F6"/>
           </w:tcPr>
           <w:p>
+            <w:pPr>
+              <w:spacing w:line="276" w:lineRule="auto" w:before="0" w:after="0"/>
+            </w:pPr>
+            <w:r/>
             <w:r>
               <w:rPr>
+                <w:rFonts w:ascii="Times New Roman" w:hAnsi="Times New Roman"/>
                 <w:b/>
-                <w:bCs/>
+                <w:color w:val="1E293B"/>
+                <w:sz w:val="21"/>
+              </w:rPr>
+              <w:t>Jabatan / Kategori</w:t>
+            </w:r>
+          </w:p>
+        </w:tc>
+        <w:tc>
+          <w:tcPr>
+            <w:tcW w:w="5556" w:type="dxa"/>
+            <w:tcBorders>
+              <w:top w:val="single" w:sz="4" w:space="0" w:color="808080"/>
+              <w:left w:val="single" w:sz="4" w:space="0" w:color="808080"/>
+              <w:bottom w:val="single" w:sz="4" w:space="0" w:color="808080"/>
+              <w:right w:val="single" w:sz="4" w:space="0" w:color="808080"/>
+            </w:tcBorders>
+            <w:tcMar>
+              <w:top w:w="50" w:type="dxa"/>
+              <w:left w:w="100" w:type="dxa"/>
+              <w:bottom w:w="50" w:type="dxa"/>
+              <w:right w:w="100" w:type="dxa"/>
+            </w:tcMar>
+            <w:tcBorders>
+              <w:top w:val="single" w:sz="4" w:space="0" w:color="CCCCCC"/>
+              <w:left w:val="single" w:sz="4" w:space="0" w:color="CCCCCC"/>
+              <w:bottom w:val="single" w:sz="4" w:space="0" w:color="CCCCCC"/>
+              <w:right w:val="single" w:sz="4" w:space="0" w:color="CCCCCC"/>
+            </w:tcBorders>
+            <w:tcMar>
+              <w:top w:w="110" w:type="dxa"/>
+              <w:bottom w:w="110" w:type="dxa"/>
+              <w:left w:w="160" w:type="dxa"/>
+              <w:right w:w="140" w:type="dxa"/>
+            </w:tcMar>
+            <w:shd w:fill="FAFAFA"/>
+          </w:tcPr>
+          <w:p>
+            <w:pPr>
+              <w:spacing w:line="276" w:lineRule="auto" w:before="0" w:after="0"/>
+            </w:pPr>
+            <w:r/>
+            <w:r>
+              <w:rPr>
+                <w:rFonts w:ascii="Times New Roman" w:hAnsi="Times New Roman"/>
+                <w:color w:val="0F172A"/>
+                <w:sz w:val="21"/>
+              </w:rPr>
+              <w:t>Guru SMP Transformatif</w:t>
+            </w:r>
+          </w:p>
+        </w:tc>
+      </w:tr>
+      <w:tr>
+        <w:tc>
+          <w:tcPr>
+            <w:tcW w:w="2381" w:type="dxa"/>
+            <w:tcBorders>
+              <w:top w:val="single" w:sz="4" w:space="0" w:color="808080"/>
+              <w:left w:val="single" w:sz="4" w:space="0" w:color="808080"/>
+              <w:bottom w:val="single" w:sz="4" w:space="0" w:color="808080"/>
+              <w:right w:val="single" w:sz="4" w:space="0" w:color="808080"/>
+            </w:tcBorders>
+            <w:shd w:val="clear" w:color="auto" w:fill="F2F2F2"/>
+            <w:tcMar>
+              <w:top w:w="50" w:type="dxa"/>
+              <w:left w:w="100" w:type="dxa"/>
+              <w:bottom w:w="50" w:type="dxa"/>
+              <w:right w:w="100" w:type="dxa"/>
+            </w:tcMar>
+            <w:tcBorders>
+              <w:top w:val="single" w:sz="4" w:space="0" w:color="CCCCCC"/>
+              <w:left w:val="single" w:sz="4" w:space="0" w:color="CCCCCC"/>
+              <w:bottom w:val="single" w:sz="4" w:space="0" w:color="CCCCCC"/>
+              <w:right w:val="single" w:sz="4" w:space="0" w:color="CCCCCC"/>
+            </w:tcBorders>
+            <w:tcMar>
+              <w:top w:w="110" w:type="dxa"/>
+              <w:bottom w:w="110" w:type="dxa"/>
+              <w:left w:w="160" w:type="dxa"/>
+              <w:right w:w="140" w:type="dxa"/>
+            </w:tcMar>
+            <w:shd w:fill="F3F4F6"/>
+          </w:tcPr>
+          <w:p>
+            <w:pPr>
+              <w:spacing w:line="276" w:lineRule="auto" w:before="0" w:after="0"/>
+            </w:pPr>
+            <w:r/>
+            <w:r>
+              <w:rPr>
+                <w:rFonts w:ascii="Times New Roman" w:hAnsi="Times New Roman"/>
+                <w:b/>
+                <w:color w:val="1E293B"/>
+                <w:sz w:val="21"/>
+              </w:rPr>
+              <w:t>Tema Inovasi</w:t>
+            </w:r>
+          </w:p>
+        </w:tc>
+        <w:tc>
+          <w:tcPr>
+            <w:tcW w:w="5556" w:type="dxa"/>
+            <w:tcBorders>
+              <w:top w:val="single" w:sz="4" w:space="0" w:color="808080"/>
+              <w:left w:val="single" w:sz="4" w:space="0" w:color="808080"/>
+              <w:bottom w:val="single" w:sz="4" w:space="0" w:color="808080"/>
+              <w:right w:val="single" w:sz="4" w:space="0" w:color="808080"/>
+            </w:tcBorders>
+            <w:tcMar>
+              <w:top w:w="50" w:type="dxa"/>
+              <w:left w:w="100" w:type="dxa"/>
+              <w:bottom w:w="50" w:type="dxa"/>
+              <w:right w:w="100" w:type="dxa"/>
+            </w:tcMar>
+            <w:tcBorders>
+              <w:top w:val="single" w:sz="4" w:space="0" w:color="CCCCCC"/>
+              <w:left w:val="single" w:sz="4" w:space="0" w:color="CCCCCC"/>
+              <w:bottom w:val="single" w:sz="4" w:space="0" w:color="CCCCCC"/>
+              <w:right w:val="single" w:sz="4" w:space="0" w:color="CCCCCC"/>
+            </w:tcBorders>
+            <w:tcMar>
+              <w:top w:w="110" w:type="dxa"/>
+              <w:bottom w:w="110" w:type="dxa"/>
+              <w:left w:w="160" w:type="dxa"/>
+              <w:right w:w="140" w:type="dxa"/>
+            </w:tcMar>
+            <w:shd w:fill="FFFFFF"/>
+          </w:tcPr>
+          <w:p>
+            <w:pPr>
+              <w:spacing w:line="276" w:lineRule="auto" w:before="0" w:after="0"/>
+            </w:pPr>
+            <w:r/>
+            <w:r>
+              <w:rPr>
+                <w:rFonts w:ascii="Times New Roman" w:hAnsi="Times New Roman"/>
+                <w:color w:val="0F172A"/>
+                <w:sz w:val="21"/>
+              </w:rPr>
+              <w:t>Inovasi Pembelajaran</w:t>
+            </w:r>
+          </w:p>
+        </w:tc>
+      </w:tr>
+      <w:tr>
+        <w:tc>
+          <w:tcPr>
+            <w:tcW w:w="2381" w:type="dxa"/>
+            <w:tcBorders>
+              <w:top w:val="single" w:sz="4" w:space="0" w:color="808080"/>
+              <w:left w:val="single" w:sz="4" w:space="0" w:color="808080"/>
+              <w:bottom w:val="single" w:sz="4" w:space="0" w:color="808080"/>
+              <w:right w:val="single" w:sz="4" w:space="0" w:color="808080"/>
+            </w:tcBorders>
+            <w:shd w:val="clear" w:color="auto" w:fill="F2F2F2"/>
+            <w:tcMar>
+              <w:top w:w="50" w:type="dxa"/>
+              <w:left w:w="100" w:type="dxa"/>
+              <w:bottom w:w="50" w:type="dxa"/>
+              <w:right w:w="100" w:type="dxa"/>
+            </w:tcMar>
+            <w:tcBorders>
+              <w:top w:val="single" w:sz="4" w:space="0" w:color="CCCCCC"/>
+              <w:left w:val="single" w:sz="4" w:space="0" w:color="CCCCCC"/>
+              <w:bottom w:val="single" w:sz="4" w:space="0" w:color="CCCCCC"/>
+              <w:right w:val="single" w:sz="4" w:space="0" w:color="CCCCCC"/>
+            </w:tcBorders>
+            <w:tcMar>
+              <w:top w:w="110" w:type="dxa"/>
+              <w:bottom w:w="110" w:type="dxa"/>
+              <w:left w:w="160" w:type="dxa"/>
+              <w:right w:w="140" w:type="dxa"/>
+            </w:tcMar>
+            <w:shd w:fill="F3F4F6"/>
+          </w:tcPr>
+          <w:p>
+            <w:pPr>
+              <w:spacing w:line="276" w:lineRule="auto" w:before="0" w:after="0"/>
+            </w:pPr>
+            <w:r/>
+            <w:r>
+              <w:rPr>
+                <w:rFonts w:ascii="Times New Roman" w:hAnsi="Times New Roman"/>
+                <w:b/>
+                <w:color w:val="1E293B"/>
+                <w:sz w:val="21"/>
+              </w:rPr>
+              <w:t>Satuan Pendidikan</w:t>
+            </w:r>
+          </w:p>
+        </w:tc>
+        <w:tc>
+          <w:tcPr>
+            <w:tcW w:w="5556" w:type="dxa"/>
+            <w:tcBorders>
+              <w:top w:val="single" w:sz="4" w:space="0" w:color="808080"/>
+              <w:left w:val="single" w:sz="4" w:space="0" w:color="808080"/>
+              <w:bottom w:val="single" w:sz="4" w:space="0" w:color="808080"/>
+              <w:right w:val="single" w:sz="4" w:space="0" w:color="808080"/>
+            </w:tcBorders>
+            <w:tcMar>
+              <w:top w:w="50" w:type="dxa"/>
+              <w:left w:w="100" w:type="dxa"/>
+              <w:bottom w:w="50" w:type="dxa"/>
+              <w:right w:w="100" w:type="dxa"/>
+            </w:tcMar>
+            <w:tcBorders>
+              <w:top w:val="single" w:sz="4" w:space="0" w:color="CCCCCC"/>
+              <w:left w:val="single" w:sz="4" w:space="0" w:color="CCCCCC"/>
+              <w:bottom w:val="single" w:sz="4" w:space="0" w:color="CCCCCC"/>
+              <w:right w:val="single" w:sz="4" w:space="0" w:color="CCCCCC"/>
+            </w:tcBorders>
+            <w:tcMar>
+              <w:top w:w="110" w:type="dxa"/>
+              <w:bottom w:w="110" w:type="dxa"/>
+              <w:left w:w="160" w:type="dxa"/>
+              <w:right w:w="140" w:type="dxa"/>
+            </w:tcMar>
+            <w:shd w:fill="FAFAFA"/>
+          </w:tcPr>
+          <w:p>
+            <w:pPr>
+              <w:spacing w:line="276" w:lineRule="auto" w:before="0" w:after="0"/>
+            </w:pPr>
+            <w:r/>
+            <w:r>
+              <w:rPr>
+                <w:rFonts w:ascii="Times New Roman" w:hAnsi="Times New Roman"/>
+                <w:color w:val="0F172A"/>
+                <w:sz w:val="21"/>
+              </w:rPr>
+              <w:t>SMP Negeri 2 Lamongan</w:t>
+            </w:r>
+          </w:p>
+        </w:tc>
+      </w:tr>
+      <w:tr>
+        <w:tc>
+          <w:tcPr>
+            <w:tcW w:type="dxa" w:w="2381"/>
+            <w:tcBorders>
+              <w:top w:val="single" w:sz="4" w:space="0" w:color="CCCCCC"/>
+              <w:left w:val="single" w:sz="4" w:space="0" w:color="CCCCCC"/>
+              <w:bottom w:val="single" w:sz="4" w:space="0" w:color="CCCCCC"/>
+              <w:right w:val="single" w:sz="4" w:space="0" w:color="CCCCCC"/>
+            </w:tcBorders>
+            <w:tcMar>
+              <w:top w:w="110" w:type="dxa"/>
+              <w:bottom w:w="110" w:type="dxa"/>
+              <w:left w:w="160" w:type="dxa"/>
+              <w:right w:w="140" w:type="dxa"/>
+            </w:tcMar>
+            <w:shd w:fill="F3F4F6"/>
+          </w:tcPr>
+          <w:p>
+            <w:pPr>
+              <w:spacing w:line="276" w:lineRule="auto" w:before="0" w:after="0"/>
+            </w:pPr>
+            <w:r/>
+            <w:r>
+              <w:rPr>
+                <w:rFonts w:ascii="Times New Roman" w:hAnsi="Times New Roman"/>
+                <w:b/>
+                <w:color w:val="1E293B"/>
+                <w:sz w:val="21"/>
+              </w:rPr>
+              <w:t>Alamat Satuan Pendidikan</w:t>
+            </w:r>
+          </w:p>
+        </w:tc>
+        <w:tc>
+          <w:tcPr>
+            <w:tcW w:type="dxa" w:w="5556"/>
+            <w:tcBorders>
+              <w:top w:val="single" w:sz="4" w:space="0" w:color="CCCCCC"/>
+              <w:left w:val="single" w:sz="4" w:space="0" w:color="CCCCCC"/>
+              <w:bottom w:val="single" w:sz="4" w:space="0" w:color="CCCCCC"/>
+              <w:right w:val="single" w:sz="4" w:space="0" w:color="CCCCCC"/>
+            </w:tcBorders>
+            <w:tcMar>
+              <w:top w:w="110" w:type="dxa"/>
+              <w:bottom w:w="110" w:type="dxa"/>
+              <w:left w:w="160" w:type="dxa"/>
+              <w:right w:w="140" w:type="dxa"/>
+            </w:tcMar>
+            <w:shd w:fill="FFFFFF"/>
+          </w:tcPr>
+          <w:p>
+            <w:pPr>
+              <w:spacing w:line="276" w:lineRule="auto" w:before="0" w:after="0"/>
+            </w:pPr>
+            <w:r/>
+            <w:r>
+              <w:rPr>
+                <w:rFonts w:ascii="Times New Roman" w:hAnsi="Times New Roman"/>
+                <w:color w:val="0F172A"/>
+                <w:sz w:val="21"/>
+              </w:rPr>
+              <w:t>Jl. Veteran No. 3, Kel. Banjarmendalan, Kec. Lamongan, Kab. Lamongan, Jawa Timur 62212</w:t>
+            </w:r>
+          </w:p>
+        </w:tc>
+      </w:tr>
+      <w:tr>
+        <w:tc>
+          <w:tcPr>
+            <w:tcW w:type="dxa" w:w="2381"/>
+            <w:tcBorders>
+              <w:top w:val="single" w:sz="4" w:space="0" w:color="CCCCCC"/>
+              <w:left w:val="single" w:sz="4" w:space="0" w:color="CCCCCC"/>
+              <w:bottom w:val="single" w:sz="4" w:space="0" w:color="CCCCCC"/>
+              <w:right w:val="single" w:sz="4" w:space="0" w:color="CCCCCC"/>
+            </w:tcBorders>
+            <w:tcMar>
+              <w:top w:w="110" w:type="dxa"/>
+              <w:bottom w:w="110" w:type="dxa"/>
+              <w:left w:w="160" w:type="dxa"/>
+              <w:right w:w="140" w:type="dxa"/>
+            </w:tcMar>
+            <w:shd w:fill="F3F4F6"/>
+          </w:tcPr>
+          <w:p>
+            <w:pPr>
+              <w:spacing w:line="276" w:lineRule="auto" w:before="0" w:after="0"/>
+            </w:pPr>
+            <w:r/>
+            <w:r>
+              <w:rPr>
+                <w:rFonts w:ascii="Times New Roman" w:hAnsi="Times New Roman"/>
+                <w:b/>
+                <w:color w:val="1E293B"/>
+                <w:sz w:val="21"/>
+              </w:rPr>
+              <w:t>Mata Pelajaran / Sasaran</w:t>
+            </w:r>
+          </w:p>
+        </w:tc>
+        <w:tc>
+          <w:tcPr>
+            <w:tcW w:type="dxa" w:w="5556"/>
+            <w:tcBorders>
+              <w:top w:val="single" w:sz="4" w:space="0" w:color="CCCCCC"/>
+              <w:left w:val="single" w:sz="4" w:space="0" w:color="CCCCCC"/>
+              <w:bottom w:val="single" w:sz="4" w:space="0" w:color="CCCCCC"/>
+              <w:right w:val="single" w:sz="4" w:space="0" w:color="CCCCCC"/>
+            </w:tcBorders>
+            <w:tcMar>
+              <w:top w:w="110" w:type="dxa"/>
+              <w:bottom w:w="110" w:type="dxa"/>
+              <w:left w:w="160" w:type="dxa"/>
+              <w:right w:w="140" w:type="dxa"/>
+            </w:tcMar>
+            <w:shd w:fill="FAFAFA"/>
+          </w:tcPr>
+          <w:p>
+            <w:pPr>
+              <w:spacing w:line="276" w:lineRule="auto" w:before="0" w:after="0"/>
+            </w:pPr>
+            <w:r/>
+            <w:r>
+              <w:rPr>
+                <w:rFonts w:ascii="Times New Roman" w:hAnsi="Times New Roman"/>
+                <w:color w:val="0F172A"/>
+                <w:sz w:val="21"/>
+              </w:rPr>
+              <w:t>Informatika / Fase D (Kelas IX)</w:t>
+            </w:r>
+          </w:p>
+        </w:tc>
+      </w:tr>
+      <w:tr>
+        <w:tc>
+          <w:tcPr>
+            <w:tcW w:type="dxa" w:w="2381"/>
+            <w:tcBorders>
+              <w:top w:val="single" w:sz="4" w:space="0" w:color="CCCCCC"/>
+              <w:left w:val="single" w:sz="4" w:space="0" w:color="CCCCCC"/>
+              <w:bottom w:val="single" w:sz="4" w:space="0" w:color="CCCCCC"/>
+              <w:right w:val="single" w:sz="4" w:space="0" w:color="CCCCCC"/>
+            </w:tcBorders>
+            <w:tcMar>
+              <w:top w:w="110" w:type="dxa"/>
+              <w:bottom w:w="110" w:type="dxa"/>
+              <w:left w:w="160" w:type="dxa"/>
+              <w:right w:w="140" w:type="dxa"/>
+            </w:tcMar>
+            <w:shd w:fill="F3F4F6"/>
+          </w:tcPr>
+          <w:p>
+            <w:pPr>
+              <w:spacing w:line="276" w:lineRule="auto" w:before="0" w:after="0"/>
+            </w:pPr>
+            <w:r/>
+            <w:r>
+              <w:rPr>
+                <w:rFonts w:ascii="Times New Roman" w:hAnsi="Times New Roman"/>
+                <w:b/>
+                <w:color w:val="1E293B"/>
+                <w:sz w:val="21"/>
+              </w:rPr>
+              <w:t>Judul Karya Inovasi</w:t>
+            </w:r>
+          </w:p>
+        </w:tc>
+        <w:tc>
+          <w:tcPr>
+            <w:tcW w:type="dxa" w:w="5556"/>
+            <w:tcBorders>
+              <w:top w:val="single" w:sz="4" w:space="0" w:color="CCCCCC"/>
+              <w:left w:val="single" w:sz="4" w:space="0" w:color="CCCCCC"/>
+              <w:bottom w:val="single" w:sz="4" w:space="0" w:color="CCCCCC"/>
+              <w:right w:val="single" w:sz="4" w:space="0" w:color="CCCCCC"/>
+            </w:tcBorders>
+            <w:tcMar>
+              <w:top w:w="110" w:type="dxa"/>
+              <w:bottom w:w="110" w:type="dxa"/>
+              <w:left w:w="160" w:type="dxa"/>
+              <w:right w:w="140" w:type="dxa"/>
+            </w:tcMar>
+            <w:shd w:fill="FFFFFF"/>
+          </w:tcPr>
+          <w:p>
+            <w:pPr>
+              <w:spacing w:line="276" w:lineRule="auto" w:before="0" w:after="0"/>
+            </w:pPr>
+            <w:r/>
+            <w:r>
+              <w:rPr>
+                <w:rFonts w:ascii="Times New Roman" w:hAnsi="Times New Roman"/>
+                <w:color w:val="0F172A"/>
+                <w:sz w:val="21"/>
+              </w:rPr>
+              <w:t>Menyelam ke Dalam Mesin Digital: Inovasi Media Pembelajaran Interaktif Sistem Komputer Berbasis Web di SMP Negeri 2 Lamongan</w:t>
+            </w:r>
+          </w:p>
+        </w:tc>
+      </w:tr>
+      <w:tr>
+        <w:tc>
+          <w:tcPr>
+            <w:tcW w:type="dxa" w:w="2381"/>
+            <w:tcBorders>
+              <w:top w:val="single" w:sz="4" w:space="0" w:color="CCCCCC"/>
+              <w:left w:val="single" w:sz="4" w:space="0" w:color="CCCCCC"/>
+              <w:bottom w:val="single" w:sz="4" w:space="0" w:color="CCCCCC"/>
+              <w:right w:val="single" w:sz="4" w:space="0" w:color="CCCCCC"/>
+            </w:tcBorders>
+            <w:tcMar>
+              <w:top w:w="110" w:type="dxa"/>
+              <w:bottom w:w="110" w:type="dxa"/>
+              <w:left w:w="160" w:type="dxa"/>
+              <w:right w:w="140" w:type="dxa"/>
+            </w:tcMar>
+            <w:shd w:fill="F3F4F6"/>
+          </w:tcPr>
+          <w:p>
+            <w:pPr>
+              <w:spacing w:line="276" w:lineRule="auto" w:before="0" w:after="0"/>
+            </w:pPr>
+            <w:r/>
+            <w:r>
+              <w:rPr>
+                <w:rFonts w:ascii="Times New Roman" w:hAnsi="Times New Roman"/>
+                <w:b/>
+                <w:color w:val="1E293B"/>
+                <w:sz w:val="21"/>
+              </w:rPr>
+              <w:t>Tautan Media (MPI)</w:t>
+            </w:r>
+          </w:p>
+        </w:tc>
+        <w:tc>
+          <w:tcPr>
+            <w:tcW w:type="dxa" w:w="5556"/>
+            <w:tcBorders>
+              <w:top w:val="single" w:sz="4" w:space="0" w:color="CCCCCC"/>
+              <w:left w:val="single" w:sz="4" w:space="0" w:color="CCCCCC"/>
+              <w:bottom w:val="single" w:sz="4" w:space="0" w:color="CCCCCC"/>
+              <w:right w:val="single" w:sz="4" w:space="0" w:color="CCCCCC"/>
+            </w:tcBorders>
+            <w:tcMar>
+              <w:top w:w="110" w:type="dxa"/>
+              <w:bottom w:w="110" w:type="dxa"/>
+              <w:left w:w="160" w:type="dxa"/>
+              <w:right w:w="140" w:type="dxa"/>
+            </w:tcMar>
+            <w:shd w:fill="FAFAFA"/>
+          </w:tcPr>
+          <w:p>
+            <w:pPr>
+              <w:spacing w:line="276" w:lineRule="auto" w:before="0" w:after="0"/>
+            </w:pPr>
+            <w:r/>
+            <w:r>
+              <w:rPr>
+                <w:rFonts w:ascii="Times New Roman" w:hAnsi="Times New Roman"/>
+                <w:color w:val="0E7490"/>
+                <w:sz w:val="21"/>
+                <w:u w:val="none"/>
+              </w:rPr>
+              <w:t>https://fanani.my.id/lab/mpi/sistem-komputer/</w:t>
+            </w:r>
+          </w:p>
+        </w:tc>
+      </w:tr>
+      <w:tr>
+        <w:tc>
+          <w:tcPr>
+            <w:tcW w:type="dxa" w:w="2381"/>
+            <w:tcBorders>
+              <w:top w:val="single" w:sz="4" w:space="0" w:color="CCCCCC"/>
+              <w:left w:val="single" w:sz="4" w:space="0" w:color="CCCCCC"/>
+              <w:bottom w:val="single" w:sz="4" w:space="0" w:color="CCCCCC"/>
+              <w:right w:val="single" w:sz="4" w:space="0" w:color="CCCCCC"/>
+            </w:tcBorders>
+            <w:tcMar>
+              <w:top w:w="110" w:type="dxa"/>
+              <w:bottom w:w="110" w:type="dxa"/>
+              <w:left w:w="160" w:type="dxa"/>
+              <w:right w:w="140" w:type="dxa"/>
+            </w:tcMar>
+            <w:shd w:fill="F3F4F6"/>
+          </w:tcPr>
+          <w:p>
+            <w:pPr>
+              <w:spacing w:line="276" w:lineRule="auto" w:before="0" w:after="0"/>
+            </w:pPr>
+            <w:r/>
+            <w:r>
+              <w:rPr>
+                <w:rFonts w:ascii="Times New Roman" w:hAnsi="Times New Roman"/>
+                <w:b/>
+                <w:color w:val="1E293B"/>
+                <w:sz w:val="21"/>
+              </w:rPr>
+              <w:t>Portofolio Laboratorium</w:t>
+            </w:r>
+          </w:p>
+        </w:tc>
+        <w:tc>
+          <w:tcPr>
+            <w:tcW w:type="dxa" w:w="5556"/>
+            <w:tcBorders>
+              <w:top w:val="single" w:sz="4" w:space="0" w:color="CCCCCC"/>
+              <w:left w:val="single" w:sz="4" w:space="0" w:color="CCCCCC"/>
+              <w:bottom w:val="single" w:sz="4" w:space="0" w:color="CCCCCC"/>
+              <w:right w:val="single" w:sz="4" w:space="0" w:color="CCCCCC"/>
+            </w:tcBorders>
+            <w:tcMar>
+              <w:top w:w="110" w:type="dxa"/>
+              <w:bottom w:w="110" w:type="dxa"/>
+              <w:left w:w="160" w:type="dxa"/>
+              <w:right w:w="140" w:type="dxa"/>
+            </w:tcMar>
+            <w:shd w:fill="FFFFFF"/>
+          </w:tcPr>
+          <w:p>
+            <w:pPr>
+              <w:spacing w:line="276" w:lineRule="auto" w:before="0" w:after="0"/>
+            </w:pPr>
+            <w:r/>
+            <w:r>
+              <w:rPr>
+                <w:rFonts w:ascii="Times New Roman" w:hAnsi="Times New Roman"/>
+                <w:color w:val="0E7490"/>
+                <w:sz w:val="21"/>
+                <w:u w:val="none"/>
+              </w:rPr>
+              <w:t>https://fanani.my.id/lab/</w:t>
+            </w:r>
+          </w:p>
+        </w:tc>
+      </w:tr>
+      <w:tr>
+        <w:tc>
+          <w:tcPr>
+            <w:tcW w:type="dxa" w:w="2381"/>
+            <w:tcBorders>
+              <w:top w:val="single" w:sz="4" w:space="0" w:color="CCCCCC"/>
+              <w:left w:val="single" w:sz="4" w:space="0" w:color="CCCCCC"/>
+              <w:bottom w:val="single" w:sz="4" w:space="0" w:color="CCCCCC"/>
+              <w:right w:val="single" w:sz="4" w:space="0" w:color="CCCCCC"/>
+            </w:tcBorders>
+            <w:tcMar>
+              <w:top w:w="110" w:type="dxa"/>
+              <w:bottom w:w="110" w:type="dxa"/>
+              <w:left w:w="160" w:type="dxa"/>
+              <w:right w:w="140" w:type="dxa"/>
+            </w:tcMar>
+            <w:shd w:fill="F3F4F6"/>
+          </w:tcPr>
+          <w:p>
+            <w:pPr>
+              <w:spacing w:line="276" w:lineRule="auto" w:before="0" w:after="0"/>
+            </w:pPr>
+            <w:r/>
+            <w:r>
+              <w:rPr>
+                <w:rFonts w:ascii="Times New Roman" w:hAnsi="Times New Roman"/>
+                <w:b/>
+                <w:color w:val="1E293B"/>
+                <w:sz w:val="21"/>
+              </w:rPr>
+              <w:t>Repositori Kode Sumber</w:t>
+            </w:r>
+          </w:p>
+        </w:tc>
+        <w:tc>
+          <w:tcPr>
+            <w:tcW w:type="dxa" w:w="5556"/>
+            <w:tcBorders>
+              <w:top w:val="single" w:sz="4" w:space="0" w:color="CCCCCC"/>
+              <w:left w:val="single" w:sz="4" w:space="0" w:color="CCCCCC"/>
+              <w:bottom w:val="single" w:sz="4" w:space="0" w:color="CCCCCC"/>
+              <w:right w:val="single" w:sz="4" w:space="0" w:color="CCCCCC"/>
+            </w:tcBorders>
+            <w:tcMar>
+              <w:top w:w="110" w:type="dxa"/>
+              <w:bottom w:w="110" w:type="dxa"/>
+              <w:left w:w="160" w:type="dxa"/>
+              <w:right w:w="140" w:type="dxa"/>
+            </w:tcMar>
+            <w:shd w:fill="FAFAFA"/>
+          </w:tcPr>
+          <w:p>
+            <w:pPr>
+              <w:spacing w:line="276" w:lineRule="auto" w:before="0" w:after="0"/>
+            </w:pPr>
+            <w:r/>
+            <w:r>
+              <w:rPr>
+                <w:rFonts w:ascii="Times New Roman" w:hAnsi="Times New Roman"/>
+                <w:color w:val="0E7490"/>
+                <w:sz w:val="21"/>
+                <w:u w:val="none"/>
+              </w:rPr>
+              <w:t>https://github.com/chanif/chanif.github.io</w:t>
+            </w:r>
+          </w:p>
+        </w:tc>
+      </w:tr>
+      <w:tr>
+        <w:tc>
+          <w:tcPr>
+            <w:tcW w:type="dxa" w:w="2381"/>
+            <w:tcBorders>
+              <w:top w:val="single" w:sz="4" w:space="0" w:color="CCCCCC"/>
+              <w:left w:val="single" w:sz="4" w:space="0" w:color="CCCCCC"/>
+              <w:bottom w:val="single" w:sz="4" w:space="0" w:color="CCCCCC"/>
+              <w:right w:val="single" w:sz="4" w:space="0" w:color="CCCCCC"/>
+            </w:tcBorders>
+            <w:tcMar>
+              <w:top w:w="110" w:type="dxa"/>
+              <w:bottom w:w="110" w:type="dxa"/>
+              <w:left w:w="160" w:type="dxa"/>
+              <w:right w:w="140" w:type="dxa"/>
+            </w:tcMar>
+            <w:shd w:fill="F3F4F6"/>
+          </w:tcPr>
+          <w:p>
+            <w:pPr>
+              <w:spacing w:line="276" w:lineRule="auto" w:before="0" w:after="0"/>
+            </w:pPr>
+            <w:r/>
+            <w:r>
+              <w:rPr>
+                <w:rFonts w:ascii="Times New Roman" w:hAnsi="Times New Roman"/>
+                <w:b/>
+                <w:color w:val="1E293B"/>
+                <w:sz w:val="21"/>
               </w:rPr>
               <w:t>Surel (Email)</w:t>
             </w:r>
@@ -260,23 +1067,33 @@
         </w:tc>
         <w:tc>
           <w:tcPr>
-            <w:tcW w:w="5538" w:type="dxa"/>
-            <w:tcBorders>
-              <w:top w:val="single" w:sz="4" w:space="0" w:color="808080"/>
-              <w:left w:val="single" w:sz="4" w:space="0" w:color="808080"/>
-              <w:bottom w:val="single" w:sz="4" w:space="0" w:color="808080"/>
-              <w:right w:val="single" w:sz="4" w:space="0" w:color="808080"/>
-            </w:tcBorders>
-            <w:tcMar>
-              <w:top w:w="50" w:type="dxa"/>
-              <w:left w:w="100" w:type="dxa"/>
-              <w:bottom w:w="50" w:type="dxa"/>
-              <w:right w:w="100" w:type="dxa"/>
-            </w:tcMar>
+            <w:tcW w:type="dxa" w:w="5556"/>
+            <w:tcBorders>
+              <w:top w:val="single" w:sz="4" w:space="0" w:color="CCCCCC"/>
+              <w:left w:val="single" w:sz="4" w:space="0" w:color="CCCCCC"/>
+              <w:bottom w:val="single" w:sz="4" w:space="0" w:color="CCCCCC"/>
+              <w:right w:val="single" w:sz="4" w:space="0" w:color="CCCCCC"/>
+            </w:tcBorders>
+            <w:tcMar>
+              <w:top w:w="110" w:type="dxa"/>
+              <w:bottom w:w="110" w:type="dxa"/>
+              <w:left w:w="160" w:type="dxa"/>
+              <w:right w:w="140" w:type="dxa"/>
+            </w:tcMar>
+            <w:shd w:fill="FFFFFF"/>
           </w:tcPr>
           <w:p>
+            <w:pPr>
+              <w:spacing w:line="276" w:lineRule="auto" w:before="0" w:after="0"/>
+            </w:pPr>
+            <w:r/>
             <w:r>
-              <w:t>chanifuddin@gmail.com</w:t>
+              <w:rPr>
+                <w:rFonts w:ascii="Times New Roman" w:hAnsi="Times New Roman"/>
+                <w:color w:val="0F172A"/>
+                <w:sz w:val="21"/>
+              </w:rPr>
+              <w:t>chanifuddin@gmail.com / pak@fanani.my.id</w:t>
             </w:r>
           </w:p>
         </w:tc>
@@ -284,117 +1101,67 @@
       <w:tr>
         <w:tc>
           <w:tcPr>
-            <w:tcW w:w="2400" w:type="dxa"/>
-            <w:tcBorders>
-              <w:top w:val="single" w:sz="4" w:space="0" w:color="808080"/>
-              <w:left w:val="single" w:sz="4" w:space="0" w:color="808080"/>
-              <w:bottom w:val="single" w:sz="4" w:space="0" w:color="808080"/>
-              <w:right w:val="single" w:sz="4" w:space="0" w:color="808080"/>
-            </w:tcBorders>
-            <w:shd w:val="clear" w:color="auto" w:fill="F2F2F2"/>
-            <w:tcMar>
-              <w:top w:w="50" w:type="dxa"/>
-              <w:left w:w="100" w:type="dxa"/>
-              <w:bottom w:w="50" w:type="dxa"/>
-              <w:right w:w="100" w:type="dxa"/>
-            </w:tcMar>
+            <w:tcW w:type="dxa" w:w="2381"/>
+            <w:tcBorders>
+              <w:top w:val="single" w:sz="4" w:space="0" w:color="CCCCCC"/>
+              <w:left w:val="single" w:sz="4" w:space="0" w:color="CCCCCC"/>
+              <w:bottom w:val="single" w:sz="4" w:space="0" w:color="CCCCCC"/>
+              <w:right w:val="single" w:sz="4" w:space="0" w:color="CCCCCC"/>
+            </w:tcBorders>
+            <w:tcMar>
+              <w:top w:w="110" w:type="dxa"/>
+              <w:bottom w:w="110" w:type="dxa"/>
+              <w:left w:w="160" w:type="dxa"/>
+              <w:right w:w="140" w:type="dxa"/>
+            </w:tcMar>
+            <w:shd w:fill="F3F4F6"/>
           </w:tcPr>
           <w:p>
+            <w:pPr>
+              <w:spacing w:line="276" w:lineRule="auto" w:before="0" w:after="0"/>
+            </w:pPr>
+            <w:r/>
             <w:r>
               <w:rPr>
+                <w:rFonts w:ascii="Times New Roman" w:hAnsi="Times New Roman"/>
                 <w:b/>
-                <w:bCs/>
+                <w:color w:val="1E293B"/>
+                <w:sz w:val="21"/>
               </w:rPr>
-              <w:t>Portofolio</w:t>
+              <w:t>Nomor Telepon / WhatsApp</w:t>
             </w:r>
           </w:p>
         </w:tc>
         <w:tc>
           <w:tcPr>
-            <w:tcW w:w="5538" w:type="dxa"/>
-            <w:tcBorders>
-              <w:top w:val="single" w:sz="4" w:space="0" w:color="808080"/>
-              <w:left w:val="single" w:sz="4" w:space="0" w:color="808080"/>
-              <w:bottom w:val="single" w:sz="4" w:space="0" w:color="808080"/>
-              <w:right w:val="single" w:sz="4" w:space="0" w:color="808080"/>
-            </w:tcBorders>
-            <w:tcMar>
-              <w:top w:w="50" w:type="dxa"/>
-              <w:left w:w="100" w:type="dxa"/>
-              <w:bottom w:w="50" w:type="dxa"/>
-              <w:right w:w="100" w:type="dxa"/>
-            </w:tcMar>
+            <w:tcW w:type="dxa" w:w="5556"/>
+            <w:tcBorders>
+              <w:top w:val="single" w:sz="4" w:space="0" w:color="CCCCCC"/>
+              <w:left w:val="single" w:sz="4" w:space="0" w:color="CCCCCC"/>
+              <w:bottom w:val="single" w:sz="4" w:space="0" w:color="CCCCCC"/>
+              <w:right w:val="single" w:sz="4" w:space="0" w:color="CCCCCC"/>
+            </w:tcBorders>
+            <w:tcMar>
+              <w:top w:w="110" w:type="dxa"/>
+              <w:bottom w:w="110" w:type="dxa"/>
+              <w:left w:w="160" w:type="dxa"/>
+              <w:right w:w="140" w:type="dxa"/>
+            </w:tcMar>
+            <w:shd w:fill="FAFAFA"/>
           </w:tcPr>
           <w:p>
-            <w:hyperlink r:id="rId7" w:history="1">
-              <w:r>
-                <w:rPr>
-                  <w:color w:val="0563C1"/>
-                  <w:u w:val="single"/>
-                </w:rPr>
-                <w:t>https://fanani.my.id</w:t>
-              </w:r>
-            </w:hyperlink>
-            <w:r>
-              <w:t xml:space="preserve"> (menu “Lab”)</w:t>
-            </w:r>
-          </w:p>
-        </w:tc>
-      </w:tr>
-      <w:tr>
-        <w:tc>
-          <w:tcPr>
-            <w:tcW w:w="2400" w:type="dxa"/>
-            <w:tcBorders>
-              <w:top w:val="single" w:sz="4" w:space="0" w:color="808080"/>
-              <w:left w:val="single" w:sz="4" w:space="0" w:color="808080"/>
-              <w:bottom w:val="single" w:sz="4" w:space="0" w:color="808080"/>
-              <w:right w:val="single" w:sz="4" w:space="0" w:color="808080"/>
-            </w:tcBorders>
-            <w:shd w:val="clear" w:color="auto" w:fill="F2F2F2"/>
-            <w:tcMar>
-              <w:top w:w="50" w:type="dxa"/>
-              <w:left w:w="100" w:type="dxa"/>
-              <w:bottom w:w="50" w:type="dxa"/>
-              <w:right w:w="100" w:type="dxa"/>
-            </w:tcMar>
-          </w:tcPr>
-          <w:p>
+            <w:pPr>
+              <w:spacing w:line="276" w:lineRule="auto" w:before="0" w:after="0"/>
+            </w:pPr>
+            <w:r/>
             <w:r>
               <w:rPr>
-                <w:b/>
-                <w:bCs/>
+                <w:rFonts w:ascii="Times New Roman" w:hAnsi="Times New Roman"/>
+                <w:color w:val="0F172A"/>
+                <w:sz w:val="21"/>
               </w:rPr>
-              <w:t>Tautan Media</w:t>
+              <w:t>+62 815-8885-508</w:t>
             </w:r>
-          </w:p>
-        </w:tc>
-        <w:tc>
-          <w:tcPr>
-            <w:tcW w:w="5538" w:type="dxa"/>
-            <w:tcBorders>
-              <w:top w:val="single" w:sz="4" w:space="0" w:color="808080"/>
-              <w:left w:val="single" w:sz="4" w:space="0" w:color="808080"/>
-              <w:bottom w:val="single" w:sz="4" w:space="0" w:color="808080"/>
-              <w:right w:val="single" w:sz="4" w:space="0" w:color="808080"/>
-            </w:tcBorders>
-            <w:tcMar>
-              <w:top w:w="50" w:type="dxa"/>
-              <w:left w:w="100" w:type="dxa"/>
-              <w:bottom w:w="50" w:type="dxa"/>
-              <w:right w:w="100" w:type="dxa"/>
-            </w:tcMar>
-          </w:tcPr>
-          <w:p>
-            <w:hyperlink r:id="rId8" w:history="1">
-              <w:r>
-                <w:rPr>
-                  <w:color w:val="0563C1"/>
-                  <w:u w:val="single"/>
-                </w:rPr>
-                <w:t>https://fanani.my.id/lab/mpi/sistem-komputer/</w:t>
-              </w:r>
-            </w:hyperlink>
           </w:p>
         </w:tc>
       </w:tr>
